--- a/pr-preview/pr-191/chapters/slides-posters-figures-tracked-changes.docx
+++ b/pr-preview/pr-191/chapters/slides-posters-figures-tracked-changes.docx
@@ -26,7 +26,7 @@
       </w:pPr>
       <w:ins w:id="2" w:author="PR Preview" w:date="2026-01-01T00:00:00Z">
         <w:r>
-          <w:t xml:space="preserve">Last modified: 2026-10-14 01:31:37 (PDT)</w:t>
+          <w:t xml:space="preserve">Last modified: 2026-10-14 01:45:19 (PDT)</w:t>
         </w:r>
       </w:ins>
     </w:p>
@@ -468,6 +468,46 @@
         </w:r>
       </w:ins>
       <w:ins w:id="11" w:author="PR Preview" w:date="2026-01-01T00:00:00Z">
+        <w:r>
+          <w:t xml:space="preserve">On a website or slide deck, draw a graph as an interactive plotly figure where feasible,</w:t>
+        </w:r>
+      </w:ins>
+      <w:ins w:id="12" w:author="PR Preview" w:date="2026-01-01T00:00:00Z">
+        <w:r>
+          <w:t xml:space="preserve"> </w:t>
+        </w:r>
+      </w:ins>
+      <w:ins w:id="13" w:author="PR Preview" w:date="2026-01-01T00:00:00Z">
+        <w:r>
+          <w:t xml:space="preserve">and as a 3D plotly figure where a third dimension shows the idea,</w:t>
+        </w:r>
+      </w:ins>
+      <w:ins w:id="14" w:author="PR Preview" w:date="2026-01-01T00:00:00Z">
+        <w:r>
+          <w:t xml:space="preserve"> </w:t>
+        </w:r>
+      </w:ins>
+      <w:ins w:id="15" w:author="PR Preview" w:date="2026-01-01T00:00:00Z">
+        <w:r>
+          <w:t xml:space="preserve">such as a surface over two parameters.</w:t>
+        </w:r>
+      </w:ins>
+      <w:ins w:id="16" w:author="PR Preview" w:date="2026-01-01T00:00:00Z">
+        <w:r>
+          <w:t xml:space="preserve"> </w:t>
+        </w:r>
+      </w:ins>
+      <w:ins w:id="17" w:author="PR Preview" w:date="2026-01-01T00:00:00Z">
+        <w:r>
+          <w:t xml:space="preserve">Keep a static image for the PDF and Word outputs, which cannot show a widget.</w:t>
+        </w:r>
+      </w:ins>
+      <w:ins w:id="18" w:author="PR Preview" w:date="2026-01-01T00:00:00Z">
+        <w:r>
+          <w:t xml:space="preserve"> </w:t>
+        </w:r>
+      </w:ins>
+      <w:ins w:id="19" w:author="PR Preview" w:date="2026-01-01T00:00:00Z">
         <w:r>
           <w:t xml:space="preserve">Give every figure alt text, a numbered caption, and a code chunk that comments what the code does and why.</w:t>
         </w:r>

--- a/pr-preview/pr-191/chapters/slides-posters-figures-tracked-changes.docx
+++ b/pr-preview/pr-191/chapters/slides-posters-figures-tracked-changes.docx
@@ -16,7 +16,7 @@
       </w:pPr>
       <w:del w:id="1" w:author="PR Preview" w:date="2026-01-01T00:00:00Z">
         <w:r>
-          <w:delText xml:space="preserve">Last modified: 2026-10-13 21:04:16 (PDT)</w:delText>
+          <w:delText xml:space="preserve">Last modified: 2026-10-14 02:26:37 (PDT)</w:delText>
         </w:r>
       </w:del>
     </w:p>
@@ -26,7 +26,7 @@
       </w:pPr>
       <w:ins w:id="2" w:author="PR Preview" w:date="2026-01-01T00:00:00Z">
         <w:r>
-          <w:t xml:space="preserve">Last modified: 2026-10-14 01:45:19 (PDT)</w:t>
+          <w:t xml:space="preserve">Last modified: 2026-10-14 02:26:48 (PDT)</w:t>
         </w:r>
       </w:ins>
     </w:p>
@@ -414,7 +414,7 @@
       </w:r>
     </w:p>
     <w:bookmarkEnd w:id="12"/>
-    <w:bookmarkStart w:id="29" w:name="sec-scientific-figures"/>
+    <w:bookmarkStart w:id="30" w:name="sec-scientific-figures"/>
     <w:p>
       <w:pPr>
         <w:pStyle w:val="Heading2"/>
@@ -469,7 +469,7 @@
       </w:ins>
       <w:ins w:id="11" w:author="PR Preview" w:date="2026-01-01T00:00:00Z">
         <w:r>
-          <w:t xml:space="preserve">On a website or slide deck, draw a graph as an interactive plotly figure where feasible,</w:t>
+          <w:t xml:space="preserve">On a website or slide deck, draw a graph as an interactive</w:t>
         </w:r>
       </w:ins>
       <w:ins w:id="12" w:author="PR Preview" w:date="2026-01-01T00:00:00Z">
@@ -477,11 +477,16 @@
           <w:t xml:space="preserve"> </w:t>
         </w:r>
       </w:ins>
-      <w:ins w:id="13" w:author="PR Preview" w:date="2026-01-01T00:00:00Z">
-        <w:r>
-          <w:t xml:space="preserve">and as a 3D plotly figure where a third dimension shows the idea,</w:t>
-        </w:r>
-      </w:ins>
+      <w:hyperlink r:id="rId13">
+        <w:ins w:id="13" w:author="PR Preview" w:date="2026-01-01T00:00:00Z">
+          <w:r>
+            <w:rPr>
+              <w:rStyle w:val="Hyperlink"/>
+            </w:rPr>
+            <w:t xml:space="preserve">plotly</w:t>
+          </w:r>
+        </w:ins>
+      </w:hyperlink>
       <w:ins w:id="14" w:author="PR Preview" w:date="2026-01-01T00:00:00Z">
         <w:r>
           <w:t xml:space="preserve"> </w:t>
@@ -489,7 +494,7 @@
       </w:ins>
       <w:ins w:id="15" w:author="PR Preview" w:date="2026-01-01T00:00:00Z">
         <w:r>
-          <w:t xml:space="preserve">such as a surface over two parameters.</w:t>
+          <w:t xml:space="preserve">figure where feasible,</w:t>
         </w:r>
       </w:ins>
       <w:ins w:id="16" w:author="PR Preview" w:date="2026-01-01T00:00:00Z">
@@ -499,7 +504,7 @@
       </w:ins>
       <w:ins w:id="17" w:author="PR Preview" w:date="2026-01-01T00:00:00Z">
         <w:r>
-          <w:t xml:space="preserve">Keep a static image for the PDF and Word outputs, which cannot show a widget.</w:t>
+          <w:t xml:space="preserve">and as a 3D plotly figure where a third dimension shows the idea,</w:t>
         </w:r>
       </w:ins>
       <w:ins w:id="18" w:author="PR Preview" w:date="2026-01-01T00:00:00Z">
@@ -508,6 +513,26 @@
         </w:r>
       </w:ins>
       <w:ins w:id="19" w:author="PR Preview" w:date="2026-01-01T00:00:00Z">
+        <w:r>
+          <w:t xml:space="preserve">such as a surface over two parameters.</w:t>
+        </w:r>
+      </w:ins>
+      <w:ins w:id="20" w:author="PR Preview" w:date="2026-01-01T00:00:00Z">
+        <w:r>
+          <w:t xml:space="preserve"> </w:t>
+        </w:r>
+      </w:ins>
+      <w:ins w:id="21" w:author="PR Preview" w:date="2026-01-01T00:00:00Z">
+        <w:r>
+          <w:t xml:space="preserve">Keep a static image for the PDF and Word outputs, which cannot show a widget.</w:t>
+        </w:r>
+      </w:ins>
+      <w:ins w:id="22" w:author="PR Preview" w:date="2026-01-01T00:00:00Z">
+        <w:r>
+          <w:t xml:space="preserve"> </w:t>
+        </w:r>
+      </w:ins>
+      <w:ins w:id="23" w:author="PR Preview" w:date="2026-01-01T00:00:00Z">
         <w:r>
           <w:t xml:space="preserve">Give every figure alt text, a numbered caption, and a code chunk that comments what the code does and why.</w:t>
         </w:r>
@@ -634,7 +659,7 @@
       <w:r>
         <w:t xml:space="preserve"> </w:t>
       </w:r>
-      <w:hyperlink r:id="rId13">
+      <w:hyperlink r:id="rId14">
         <w:r>
           <w:rPr>
             <w:rStyle w:val="Hyperlink"/>
@@ -651,7 +676,7 @@
       <w:r>
         <w:t xml:space="preserve"> </w:t>
       </w:r>
-      <w:hyperlink r:id="rId14">
+      <w:hyperlink r:id="rId15">
         <w:r>
           <w:rPr>
             <w:rStyle w:val="Hyperlink"/>
@@ -745,7 +770,7 @@
           <w:numId w:val="1004"/>
         </w:numPr>
       </w:pPr>
-      <w:hyperlink r:id="rId15">
+      <w:hyperlink r:id="rId16">
         <w:r>
           <w:rPr>
             <w:rStyle w:val="Hyperlink"/>
@@ -813,18 +838,18 @@
                 <wp:inline>
                   <wp:extent cx="152400" cy="152400"/>
                   <wp:effectExtent b="0" l="0" r="0" t="0"/>
-                  <wp:docPr descr="" title="" id="17" name="Picture"/>
+                  <wp:docPr descr="" title="" id="18" name="Picture"/>
                   <a:graphic>
                     <a:graphicData uri="http://schemas.openxmlformats.org/drawingml/2006/picture">
                       <pic:pic>
                         <pic:nvPicPr>
-                          <pic:cNvPr descr="/opt/quarto/share/formats/docx/note.png" id="18" name="Picture"/>
+                          <pic:cNvPr descr="/opt/quarto/share/formats/docx/note.png" id="19" name="Picture"/>
                           <pic:cNvPicPr>
                             <a:picLocks noChangeArrowheads="1" noChangeAspect="1"/>
                           </pic:cNvPicPr>
                         </pic:nvPicPr>
                         <pic:blipFill>
-                          <a:blip r:embed="rId16"/>
+                          <a:blip r:embed="rId17"/>
                           <a:stretch>
                             <a:fillRect/>
                           </a:stretch>
@@ -886,7 +911,7 @@
             <w:r>
               <w:t xml:space="preserve"> </w:t>
             </w:r>
-            <w:hyperlink r:id="rId19">
+            <w:hyperlink r:id="rId20">
               <w:r>
                 <w:rPr>
                   <w:rStyle w:val="Hyperlink"/>
@@ -903,7 +928,7 @@
             <w:r>
               <w:t xml:space="preserve"> </w:t>
             </w:r>
-            <w:hyperlink r:id="rId20">
+            <w:hyperlink r:id="rId21">
               <w:r>
                 <w:rPr>
                   <w:rStyle w:val="Hyperlink"/>
@@ -932,7 +957,7 @@
             <w:r>
               <w:t xml:space="preserve"> </w:t>
             </w:r>
-            <w:hyperlink r:id="rId21">
+            <w:hyperlink r:id="rId22">
               <w:r>
                 <w:rPr>
                   <w:rStyle w:val="Hyperlink"/>
@@ -951,8 +976,8 @@
         </w:tc>
       </w:tr>
     </w:tbl>
-    <w:bookmarkStart w:id="28" w:name="refs"/>
-    <w:bookmarkStart w:id="23" w:name="ref-kirchoff2021"/>
+    <w:bookmarkStart w:id="29" w:name="refs"/>
+    <w:bookmarkStart w:id="24" w:name="ref-kirchoff2021"/>
     <w:p>
       <w:pPr>
         <w:pStyle w:val="Bibliography"/>
@@ -985,7 +1010,7 @@
       <w:r>
         <w:t xml:space="preserve"> </w:t>
       </w:r>
-      <w:hyperlink r:id="rId22">
+      <w:hyperlink r:id="rId23">
         <w:r>
           <w:rPr>
             <w:rStyle w:val="Hyperlink"/>
@@ -997,8 +1022,8 @@
         <w:t xml:space="preserve">.</w:t>
       </w:r>
     </w:p>
-    <w:bookmarkEnd w:id="23"/>
-    <w:bookmarkStart w:id="25" w:name="ref-ratcliff2023"/>
+    <w:bookmarkEnd w:id="24"/>
+    <w:bookmarkStart w:id="26" w:name="ref-ratcliff2023"/>
     <w:p>
       <w:pPr>
         <w:pStyle w:val="Bibliography"/>
@@ -1043,7 +1068,7 @@
       <w:r>
         <w:t xml:space="preserve"> </w:t>
       </w:r>
-      <w:hyperlink r:id="rId24">
+      <w:hyperlink r:id="rId25">
         <w:r>
           <w:rPr>
             <w:rStyle w:val="Hyperlink"/>
@@ -1055,8 +1080,8 @@
         <w:t xml:space="preserve">.</w:t>
       </w:r>
     </w:p>
-    <w:bookmarkEnd w:id="25"/>
-    <w:bookmarkStart w:id="27" w:name="ref-rougier2014"/>
+    <w:bookmarkEnd w:id="26"/>
+    <w:bookmarkStart w:id="28" w:name="ref-rougier2014"/>
     <w:p>
       <w:pPr>
         <w:pStyle w:val="Bibliography"/>
@@ -1089,7 +1114,7 @@
       <w:r>
         <w:t xml:space="preserve"> </w:t>
       </w:r>
-      <w:hyperlink r:id="rId26">
+      <w:hyperlink r:id="rId27">
         <w:r>
           <w:rPr>
             <w:rStyle w:val="Hyperlink"/>
@@ -1101,9 +1126,9 @@
         <w:t xml:space="preserve">.</w:t>
       </w:r>
     </w:p>
-    <w:bookmarkEnd w:id="27"/>
     <w:bookmarkEnd w:id="28"/>
     <w:bookmarkEnd w:id="29"/>
+    <w:bookmarkEnd w:id="30"/>
     <w:sectPr>
       <w:footnotePr>
         <w:numRestart w:val="eachSect"/>
